--- a/materials/03-reading-packs/Reading-Pack-Advanced-Week-1-Sessions-1-4.docx
+++ b/materials/03-reading-packs/Reading-Pack-Advanced-Week-1-Sessions-1-4.docx
@@ -397,7 +397,7 @@
         <w:t xml:space="preserve"> </w:t>
       </w:r>
       <w:r>
-        <w:t xml:space="preserve">Finish the Thornfield Risk &amp; Control Matrix and select the key controls, using Book 36 and the Midpoint RCM Exercise (TIB-FS-ASSESS-004A, folder 05). The completed RCM is marked.</w:t>
+        <w:t xml:space="preserve">Finish the Thornfield Risk &amp; Control Matrix and select the key controls, using Book 36 and the Midpoint RCM Exercise (TIB-FS-ASSESS-004A, folder 05). Submit the completed RCM by 23:59 CT that day; it is marked and returned at session 5.</w:t>
       </w:r>
     </w:p>
     <w:bookmarkEnd w:id="28"/>
